--- a/05_School_Admin_and_Inspection/TAS2O_Inspection_Binder_Index_Ministry_Submission_Checklist_AI_Enhanced.docx
+++ b/05_School_Admin_and_Inspection/TAS2O_Inspection_Binder_Index_Ministry_Submission_Checklist_AI_Enhanced.docx
@@ -122,7 +122,7 @@
                 <w:b w:val="0"/>
                 <w:sz w:val="18"/>
               </w:rPr>
-              <w:t>[Insert School Name]</w:t>
+              <w:t>Webtree Academy</w:t>
             </w:r>
           </w:p>
         </w:tc>
@@ -162,7 +162,7 @@
                 <w:b w:val="0"/>
                 <w:sz w:val="18"/>
               </w:rPr>
-              <w:t>[Insert BSID]</w:t>
+              <w:t>883796</w:t>
             </w:r>
           </w:p>
         </w:tc>
@@ -202,7 +202,7 @@
                 <w:b w:val="0"/>
                 <w:sz w:val="18"/>
               </w:rPr>
-              <w:t>[Insert Principal Name]</w:t>
+              <w:t>Henry Michels</w:t>
             </w:r>
           </w:p>
         </w:tc>
@@ -402,7 +402,7 @@
                 <w:b w:val="0"/>
                 <w:sz w:val="18"/>
               </w:rPr>
-              <w:t>[Insert Name]</w:t>
+              <w:t>Carlos Chen</w:t>
             </w:r>
           </w:p>
         </w:tc>
@@ -442,7 +442,7 @@
                 <w:b w:val="0"/>
                 <w:sz w:val="18"/>
               </w:rPr>
-              <w:t>[Insert Date]</w:t>
+              <w:t>2026-05-12</w:t>
             </w:r>
           </w:p>
         </w:tc>
@@ -8325,7 +8325,7 @@
                 <w:b w:val="0"/>
                 <w:sz w:val="18"/>
               </w:rPr>
-              <w:t>[Insert Name]</w:t>
+              <w:t>Carlos Chen</w:t>
             </w:r>
           </w:p>
         </w:tc>
@@ -8521,7 +8521,7 @@
       <w:rPr>
         <w:sz w:val="16"/>
       </w:rPr>
-      <w:t xml:space="preserve">[Insert School Name] | TAS2O | Internal inspection preparation document | Page </w:t>
+      <w:t xml:space="preserve">Webtree Academy | TAS2O | Internal inspection preparation document | Page </w:t>
     </w:r>
   </w:p>
 </w:ftr>

--- a/05_School_Admin_and_Inspection/TAS2O_Inspection_Binder_Index_Ministry_Submission_Checklist_AI_Enhanced.docx
+++ b/05_School_Admin_and_Inspection/TAS2O_Inspection_Binder_Index_Ministry_Submission_Checklist_AI_Enhanced.docx
@@ -113,15 +113,7 @@
             <w:vAlign w:val="top"/>
           </w:tcPr>
           <w:p>
-            <w:pPr>
-              <w:spacing w:after="0"/>
-            </w:pPr>
-            <w:r/>
-            <w:r>
-              <w:rPr>
-                <w:b w:val="0"/>
-                <w:sz w:val="18"/>
-              </w:rPr>
+            <w:r>
               <w:t>Webtree Academy</w:t>
             </w:r>
           </w:p>
@@ -153,15 +145,7 @@
             <w:vAlign w:val="top"/>
           </w:tcPr>
           <w:p>
-            <w:pPr>
-              <w:spacing w:after="0"/>
-            </w:pPr>
-            <w:r/>
-            <w:r>
-              <w:rPr>
-                <w:b w:val="0"/>
-                <w:sz w:val="18"/>
-              </w:rPr>
+            <w:r>
               <w:t>883796</w:t>
             </w:r>
           </w:p>
@@ -193,15 +177,7 @@
             <w:vAlign w:val="top"/>
           </w:tcPr>
           <w:p>
-            <w:pPr>
-              <w:spacing w:after="0"/>
-            </w:pPr>
-            <w:r/>
-            <w:r>
-              <w:rPr>
-                <w:b w:val="0"/>
-                <w:sz w:val="18"/>
-              </w:rPr>
+            <w:r>
               <w:t>Henry Michels</w:t>
             </w:r>
           </w:p>
@@ -233,15 +209,7 @@
             <w:vAlign w:val="top"/>
           </w:tcPr>
           <w:p>
-            <w:pPr>
-              <w:spacing w:after="0"/>
-            </w:pPr>
-            <w:r/>
-            <w:r>
-              <w:rPr>
-                <w:b w:val="0"/>
-                <w:sz w:val="18"/>
-              </w:rPr>
+            <w:r>
               <w:t>Technology and the Skilled Trades</w:t>
             </w:r>
           </w:p>
@@ -273,15 +241,7 @@
             <w:vAlign w:val="top"/>
           </w:tcPr>
           <w:p>
-            <w:pPr>
-              <w:spacing w:after="0"/>
-            </w:pPr>
-            <w:r/>
-            <w:r>
-              <w:rPr>
-                <w:b w:val="0"/>
-                <w:sz w:val="18"/>
-              </w:rPr>
+            <w:r>
               <w:t>TAS2O</w:t>
             </w:r>
           </w:p>
@@ -313,16 +273,8 @@
             <w:vAlign w:val="top"/>
           </w:tcPr>
           <w:p>
-            <w:pPr>
-              <w:spacing w:after="0"/>
-            </w:pPr>
-            <w:r/>
-            <w:r>
-              <w:rPr>
-                <w:b w:val="0"/>
-                <w:sz w:val="18"/>
-              </w:rPr>
-              <w:t>Grade 10 / Open / 1.0 credit</w:t>
+            <w:r>
+              <w:t>Carlos Chen</w:t>
             </w:r>
           </w:p>
         </w:tc>
@@ -353,16 +305,8 @@
             <w:vAlign w:val="top"/>
           </w:tcPr>
           <w:p>
-            <w:pPr>
-              <w:spacing w:after="0"/>
-            </w:pPr>
-            <w:r/>
-            <w:r>
-              <w:rPr>
-                <w:b w:val="0"/>
-                <w:sz w:val="18"/>
-              </w:rPr>
-              <w:t>The Ontario Curriculum, Grades 9 and 10: Technological Education, 2024</w:t>
+            <w:r>
+              <w:t>2026-05-12</w:t>
             </w:r>
           </w:p>
         </w:tc>
@@ -6595,16 +6539,8 @@
             <w:vAlign w:val="top"/>
           </w:tcPr>
           <w:p>
-            <w:pPr>
-              <w:spacing w:after="0"/>
-            </w:pPr>
-            <w:r/>
-            <w:r>
-              <w:rPr>
-                <w:b w:val="0"/>
-                <w:sz w:val="18"/>
-              </w:rPr>
-              <w:t>Signed before practical work begins.</w:t>
+            <w:r>
+              <w:t>Carlos Chen</w:t>
             </w:r>
           </w:p>
         </w:tc>
@@ -6654,16 +6590,8 @@
             <w:vAlign w:val="top"/>
           </w:tcPr>
           <w:p>
-            <w:pPr>
-              <w:spacing w:after="0"/>
-            </w:pPr>
-            <w:r/>
-            <w:r>
-              <w:rPr>
-                <w:b w:val="0"/>
-                <w:sz w:val="18"/>
-              </w:rPr>
-              <w:t>Posted, taught, and enforced during activities.</w:t>
+            <w:r>
+              <w:t>Carlos Chen</w:t>
             </w:r>
           </w:p>
         </w:tc>
@@ -6713,16 +6641,8 @@
             <w:vAlign w:val="top"/>
           </w:tcPr>
           <w:p>
-            <w:pPr>
-              <w:spacing w:after="0"/>
-            </w:pPr>
-            <w:r/>
-            <w:r>
-              <w:rPr>
-                <w:b w:val="0"/>
-                <w:sz w:val="18"/>
-              </w:rPr>
-              <w:t>Records kept for each relevant tool or equipment type.</w:t>
+            <w:r>
+              <w:t>2026-05-12</w:t>
             </w:r>
           </w:p>
         </w:tc>
@@ -6772,16 +6692,8 @@
             <w:vAlign w:val="top"/>
           </w:tcPr>
           <w:p>
-            <w:pPr>
-              <w:spacing w:after="0"/>
-            </w:pPr>
-            <w:r/>
-            <w:r>
-              <w:rPr>
-                <w:b w:val="0"/>
-                <w:sz w:val="18"/>
-              </w:rPr>
-              <w:t>Completed for activities involving tools, heat, electronics, testing, or prototype movement.</w:t>
+            <w:r>
+              <w:t>Henry Michels</w:t>
             </w:r>
           </w:p>
         </w:tc>
@@ -6791,16 +6703,8 @@
             <w:vAlign w:val="top"/>
           </w:tcPr>
           <w:p>
-            <w:pPr>
-              <w:spacing w:after="0"/>
-            </w:pPr>
-            <w:r/>
-            <w:r>
-              <w:rPr>
-                <w:b w:val="0"/>
-                <w:sz w:val="18"/>
-              </w:rPr>
-              <w:t>☐</w:t>
+            <w:r>
+              <w:t>2026-05-12</w:t>
             </w:r>
           </w:p>
         </w:tc>

--- a/05_School_Admin_and_Inspection/TAS2O_Inspection_Binder_Index_Ministry_Submission_Checklist_AI_Enhanced.docx
+++ b/05_School_Admin_and_Inspection/TAS2O_Inspection_Binder_Index_Ministry_Submission_Checklist_AI_Enhanced.docx
@@ -426,7 +426,7 @@
                 <w:b w:val="0"/>
                 <w:sz w:val="18"/>
               </w:rPr>
-              <w:t>[Insert Date]</w:t>
+              <w:t>Date</w:t>
             </w:r>
           </w:p>
         </w:tc>
@@ -1495,7 +1495,7 @@
                 <w:b w:val="0"/>
                 <w:sz w:val="18"/>
               </w:rPr>
-              <w:t>☐</w:t>
+              <w:t>Pending</w:t>
             </w:r>
           </w:p>
         </w:tc>
@@ -1573,7 +1573,7 @@
                 <w:b w:val="0"/>
                 <w:sz w:val="18"/>
               </w:rPr>
-              <w:t>☐</w:t>
+              <w:t>Pending</w:t>
             </w:r>
           </w:p>
         </w:tc>
@@ -1651,7 +1651,7 @@
                 <w:b w:val="0"/>
                 <w:sz w:val="18"/>
               </w:rPr>
-              <w:t>☐</w:t>
+              <w:t>Pending</w:t>
             </w:r>
           </w:p>
         </w:tc>
@@ -1729,7 +1729,7 @@
                 <w:b w:val="0"/>
                 <w:sz w:val="18"/>
               </w:rPr>
-              <w:t>☐</w:t>
+              <w:t>Pending</w:t>
             </w:r>
           </w:p>
         </w:tc>
@@ -1807,7 +1807,7 @@
                 <w:b w:val="0"/>
                 <w:sz w:val="18"/>
               </w:rPr>
-              <w:t>☐</w:t>
+              <w:t>Pending</w:t>
             </w:r>
           </w:p>
         </w:tc>
@@ -1885,7 +1885,7 @@
                 <w:b w:val="0"/>
                 <w:sz w:val="18"/>
               </w:rPr>
-              <w:t>☐</w:t>
+              <w:t>Pending</w:t>
             </w:r>
           </w:p>
         </w:tc>
@@ -1963,7 +1963,7 @@
                 <w:b w:val="0"/>
                 <w:sz w:val="18"/>
               </w:rPr>
-              <w:t>☐</w:t>
+              <w:t>Pending</w:t>
             </w:r>
           </w:p>
         </w:tc>
@@ -2041,7 +2041,7 @@
                 <w:b w:val="0"/>
                 <w:sz w:val="18"/>
               </w:rPr>
-              <w:t>☐</w:t>
+              <w:t>Pending</w:t>
             </w:r>
           </w:p>
         </w:tc>
@@ -2119,7 +2119,7 @@
                 <w:b w:val="0"/>
                 <w:sz w:val="18"/>
               </w:rPr>
-              <w:t>☐</w:t>
+              <w:t>Pending</w:t>
             </w:r>
           </w:p>
         </w:tc>
@@ -2197,7 +2197,7 @@
                 <w:b w:val="0"/>
                 <w:sz w:val="18"/>
               </w:rPr>
-              <w:t>☐</w:t>
+              <w:t>Pending</w:t>
             </w:r>
           </w:p>
         </w:tc>
@@ -3642,7 +3642,7 @@
                 <w:b w:val="0"/>
                 <w:sz w:val="18"/>
               </w:rPr>
-              <w:t>☐</w:t>
+              <w:t>Pending</w:t>
             </w:r>
           </w:p>
         </w:tc>
@@ -3701,7 +3701,7 @@
                 <w:b w:val="0"/>
                 <w:sz w:val="18"/>
               </w:rPr>
-              <w:t>☐</w:t>
+              <w:t>Pending</w:t>
             </w:r>
           </w:p>
         </w:tc>
@@ -3760,7 +3760,7 @@
                 <w:b w:val="0"/>
                 <w:sz w:val="18"/>
               </w:rPr>
-              <w:t>☐</w:t>
+              <w:t>Pending</w:t>
             </w:r>
           </w:p>
         </w:tc>
@@ -3819,7 +3819,7 @@
                 <w:b w:val="0"/>
                 <w:sz w:val="18"/>
               </w:rPr>
-              <w:t>☐</w:t>
+              <w:t>Pending</w:t>
             </w:r>
           </w:p>
         </w:tc>
@@ -3878,7 +3878,7 @@
                 <w:b w:val="0"/>
                 <w:sz w:val="18"/>
               </w:rPr>
-              <w:t>☐</w:t>
+              <w:t>Pending</w:t>
             </w:r>
           </w:p>
         </w:tc>
@@ -3937,7 +3937,7 @@
                 <w:b w:val="0"/>
                 <w:sz w:val="18"/>
               </w:rPr>
-              <w:t>☐</w:t>
+              <w:t>Pending</w:t>
             </w:r>
           </w:p>
         </w:tc>
@@ -3996,7 +3996,7 @@
                 <w:b w:val="0"/>
                 <w:sz w:val="18"/>
               </w:rPr>
-              <w:t>☐</w:t>
+              <w:t>Pending</w:t>
             </w:r>
           </w:p>
         </w:tc>
@@ -4055,7 +4055,7 @@
                 <w:b w:val="0"/>
                 <w:sz w:val="18"/>
               </w:rPr>
-              <w:t>☐</w:t>
+              <w:t>Pending</w:t>
             </w:r>
           </w:p>
         </w:tc>
@@ -4114,7 +4114,7 @@
                 <w:b w:val="0"/>
                 <w:sz w:val="18"/>
               </w:rPr>
-              <w:t>☐</w:t>
+              <w:t>Pending</w:t>
             </w:r>
           </w:p>
         </w:tc>
@@ -4173,7 +4173,7 @@
                 <w:b w:val="0"/>
                 <w:sz w:val="18"/>
               </w:rPr>
-              <w:t>☐</w:t>
+              <w:t>Pending</w:t>
             </w:r>
           </w:p>
         </w:tc>
@@ -4308,7 +4308,7 @@
                 <w:b w:val="0"/>
                 <w:sz w:val="18"/>
               </w:rPr>
-              <w:t>[Name]</w:t>
+              <w:t>Name</w:t>
             </w:r>
           </w:p>
         </w:tc>
@@ -4327,7 +4327,7 @@
                 <w:b w:val="0"/>
                 <w:sz w:val="18"/>
               </w:rPr>
-              <w:t>[Signature]</w:t>
+              <w:t>Signature</w:t>
             </w:r>
           </w:p>
         </w:tc>
@@ -4346,7 +4346,7 @@
                 <w:b w:val="0"/>
                 <w:sz w:val="18"/>
               </w:rPr>
-              <w:t>[Date]</w:t>
+              <w:t>Date</w:t>
             </w:r>
           </w:p>
         </w:tc>
@@ -4386,7 +4386,7 @@
                 <w:b w:val="0"/>
                 <w:sz w:val="18"/>
               </w:rPr>
-              <w:t>[Name]</w:t>
+              <w:t>Name</w:t>
             </w:r>
           </w:p>
         </w:tc>
@@ -4405,7 +4405,7 @@
                 <w:b w:val="0"/>
                 <w:sz w:val="18"/>
               </w:rPr>
-              <w:t>[Signature]</w:t>
+              <w:t>Signature</w:t>
             </w:r>
           </w:p>
         </w:tc>
@@ -4424,7 +4424,7 @@
                 <w:b w:val="0"/>
                 <w:sz w:val="18"/>
               </w:rPr>
-              <w:t>[Date]</w:t>
+              <w:t>Date</w:t>
             </w:r>
           </w:p>
         </w:tc>
@@ -4464,7 +4464,7 @@
                 <w:b w:val="0"/>
                 <w:sz w:val="18"/>
               </w:rPr>
-              <w:t>[Name]</w:t>
+              <w:t>Name</w:t>
             </w:r>
           </w:p>
         </w:tc>
@@ -4483,7 +4483,7 @@
                 <w:b w:val="0"/>
                 <w:sz w:val="18"/>
               </w:rPr>
-              <w:t>[Signature]</w:t>
+              <w:t>Signature</w:t>
             </w:r>
           </w:p>
         </w:tc>
@@ -4502,7 +4502,7 @@
                 <w:b w:val="0"/>
                 <w:sz w:val="18"/>
               </w:rPr>
-              <w:t>[Date]</w:t>
+              <w:t>Date</w:t>
             </w:r>
           </w:p>
         </w:tc>
@@ -4684,7 +4684,7 @@
                 <w:b w:val="0"/>
                 <w:sz w:val="18"/>
               </w:rPr>
-              <w:t>☐</w:t>
+              <w:t>Pending</w:t>
             </w:r>
           </w:p>
         </w:tc>
@@ -4762,7 +4762,7 @@
                 <w:b w:val="0"/>
                 <w:sz w:val="18"/>
               </w:rPr>
-              <w:t>☐</w:t>
+              <w:t>Pending</w:t>
             </w:r>
           </w:p>
         </w:tc>
@@ -4840,7 +4840,7 @@
                 <w:b w:val="0"/>
                 <w:sz w:val="18"/>
               </w:rPr>
-              <w:t>☐</w:t>
+              <w:t>Pending</w:t>
             </w:r>
           </w:p>
         </w:tc>
@@ -4918,7 +4918,7 @@
                 <w:b w:val="0"/>
                 <w:sz w:val="18"/>
               </w:rPr>
-              <w:t>☐</w:t>
+              <w:t>Pending</w:t>
             </w:r>
           </w:p>
         </w:tc>
@@ -4996,7 +4996,7 @@
                 <w:b w:val="0"/>
                 <w:sz w:val="18"/>
               </w:rPr>
-              <w:t>☐</w:t>
+              <w:t>Pending</w:t>
             </w:r>
           </w:p>
         </w:tc>
@@ -5074,7 +5074,7 @@
                 <w:b w:val="0"/>
                 <w:sz w:val="18"/>
               </w:rPr>
-              <w:t>☐</w:t>
+              <w:t>Pending</w:t>
             </w:r>
           </w:p>
         </w:tc>
@@ -5152,7 +5152,7 @@
                 <w:b w:val="0"/>
                 <w:sz w:val="18"/>
               </w:rPr>
-              <w:t>☐</w:t>
+              <w:t>Pending</w:t>
             </w:r>
           </w:p>
         </w:tc>
@@ -5230,7 +5230,7 @@
                 <w:b w:val="0"/>
                 <w:sz w:val="18"/>
               </w:rPr>
-              <w:t>☐</w:t>
+              <w:t>Pending</w:t>
             </w:r>
           </w:p>
         </w:tc>
@@ -5308,7 +5308,7 @@
                 <w:b w:val="0"/>
                 <w:sz w:val="18"/>
               </w:rPr>
-              <w:t>☐</w:t>
+              <w:t>Pending</w:t>
             </w:r>
           </w:p>
         </w:tc>
@@ -5386,7 +5386,7 @@
                 <w:b w:val="0"/>
                 <w:sz w:val="18"/>
               </w:rPr>
-              <w:t>☐</w:t>
+              <w:t>Pending</w:t>
             </w:r>
           </w:p>
         </w:tc>
@@ -5582,7 +5582,7 @@
                 <w:b w:val="0"/>
                 <w:sz w:val="18"/>
               </w:rPr>
-              <w:t>☐</w:t>
+              <w:t>Pending</w:t>
             </w:r>
           </w:p>
         </w:tc>
@@ -5660,7 +5660,7 @@
                 <w:b w:val="0"/>
                 <w:sz w:val="18"/>
               </w:rPr>
-              <w:t>☐</w:t>
+              <w:t>Pending</w:t>
             </w:r>
           </w:p>
         </w:tc>
@@ -5738,7 +5738,7 @@
                 <w:b w:val="0"/>
                 <w:sz w:val="18"/>
               </w:rPr>
-              <w:t>☐</w:t>
+              <w:t>Pending</w:t>
             </w:r>
           </w:p>
         </w:tc>
@@ -5816,7 +5816,7 @@
                 <w:b w:val="0"/>
                 <w:sz w:val="18"/>
               </w:rPr>
-              <w:t>☐</w:t>
+              <w:t>Pending</w:t>
             </w:r>
           </w:p>
         </w:tc>
@@ -5894,7 +5894,7 @@
                 <w:b w:val="0"/>
                 <w:sz w:val="18"/>
               </w:rPr>
-              <w:t>☐</w:t>
+              <w:t>Pending</w:t>
             </w:r>
           </w:p>
         </w:tc>
@@ -5972,7 +5972,7 @@
                 <w:b w:val="0"/>
                 <w:sz w:val="18"/>
               </w:rPr>
-              <w:t>☐</w:t>
+              <w:t>Pending</w:t>
             </w:r>
           </w:p>
         </w:tc>
@@ -6129,7 +6129,7 @@
                 <w:b w:val="0"/>
                 <w:sz w:val="18"/>
               </w:rPr>
-              <w:t>☐</w:t>
+              <w:t>Pending</w:t>
             </w:r>
           </w:p>
         </w:tc>
@@ -6188,7 +6188,7 @@
                 <w:b w:val="0"/>
                 <w:sz w:val="18"/>
               </w:rPr>
-              <w:t>☐</w:t>
+              <w:t>Pending</w:t>
             </w:r>
           </w:p>
         </w:tc>
@@ -6247,7 +6247,7 @@
                 <w:b w:val="0"/>
                 <w:sz w:val="18"/>
               </w:rPr>
-              <w:t>☐</w:t>
+              <w:t>Pending</w:t>
             </w:r>
           </w:p>
         </w:tc>
@@ -6306,7 +6306,7 @@
                 <w:b w:val="0"/>
                 <w:sz w:val="18"/>
               </w:rPr>
-              <w:t>☐</w:t>
+              <w:t>Pending</w:t>
             </w:r>
           </w:p>
         </w:tc>
@@ -6365,7 +6365,7 @@
                 <w:b w:val="0"/>
                 <w:sz w:val="18"/>
               </w:rPr>
-              <w:t>☐</w:t>
+              <w:t>Pending</w:t>
             </w:r>
           </w:p>
         </w:tc>
@@ -6424,7 +6424,7 @@
                 <w:b w:val="0"/>
                 <w:sz w:val="18"/>
               </w:rPr>
-              <w:t>☐</w:t>
+              <w:t>Pending</w:t>
             </w:r>
           </w:p>
         </w:tc>
@@ -6559,7 +6559,7 @@
                 <w:b w:val="0"/>
                 <w:sz w:val="18"/>
               </w:rPr>
-              <w:t>☐</w:t>
+              <w:t>Pending</w:t>
             </w:r>
           </w:p>
         </w:tc>
@@ -6610,7 +6610,7 @@
                 <w:b w:val="0"/>
                 <w:sz w:val="18"/>
               </w:rPr>
-              <w:t>☐</w:t>
+              <w:t>Pending</w:t>
             </w:r>
           </w:p>
         </w:tc>
@@ -6661,7 +6661,7 @@
                 <w:b w:val="0"/>
                 <w:sz w:val="18"/>
               </w:rPr>
-              <w:t>☐</w:t>
+              <w:t>Pending</w:t>
             </w:r>
           </w:p>
         </w:tc>
@@ -6763,7 +6763,7 @@
                 <w:b w:val="0"/>
                 <w:sz w:val="18"/>
               </w:rPr>
-              <w:t>☐</w:t>
+              <w:t>Pending</w:t>
             </w:r>
           </w:p>
         </w:tc>
@@ -6822,7 +6822,7 @@
                 <w:b w:val="0"/>
                 <w:sz w:val="18"/>
               </w:rPr>
-              <w:t>☐</w:t>
+              <w:t>Pending</w:t>
             </w:r>
           </w:p>
         </w:tc>
@@ -6881,7 +6881,7 @@
                 <w:b w:val="0"/>
                 <w:sz w:val="18"/>
               </w:rPr>
-              <w:t>☐</w:t>
+              <w:t>Pending</w:t>
             </w:r>
           </w:p>
         </w:tc>
@@ -7377,7 +7377,7 @@
                 <w:b w:val="0"/>
                 <w:sz w:val="18"/>
               </w:rPr>
-              <w:t>☐</w:t>
+              <w:t>Pending</w:t>
             </w:r>
           </w:p>
         </w:tc>
@@ -7417,7 +7417,7 @@
                 <w:b w:val="0"/>
                 <w:sz w:val="18"/>
               </w:rPr>
-              <w:t>☐</w:t>
+              <w:t>Pending</w:t>
             </w:r>
           </w:p>
         </w:tc>
@@ -7457,7 +7457,7 @@
                 <w:b w:val="0"/>
                 <w:sz w:val="18"/>
               </w:rPr>
-              <w:t>☐</w:t>
+              <w:t>Pending</w:t>
             </w:r>
           </w:p>
         </w:tc>
@@ -7497,7 +7497,7 @@
                 <w:b w:val="0"/>
                 <w:sz w:val="18"/>
               </w:rPr>
-              <w:t>☐</w:t>
+              <w:t>Pending</w:t>
             </w:r>
           </w:p>
         </w:tc>
@@ -7537,7 +7537,7 @@
                 <w:b w:val="0"/>
                 <w:sz w:val="18"/>
               </w:rPr>
-              <w:t>☐</w:t>
+              <w:t>Pending</w:t>
             </w:r>
           </w:p>
         </w:tc>
@@ -7577,7 +7577,7 @@
                 <w:b w:val="0"/>
                 <w:sz w:val="18"/>
               </w:rPr>
-              <w:t>☐</w:t>
+              <w:t>Pending</w:t>
             </w:r>
           </w:p>
         </w:tc>
@@ -7617,7 +7617,7 @@
                 <w:b w:val="0"/>
                 <w:sz w:val="18"/>
               </w:rPr>
-              <w:t>☐</w:t>
+              <w:t>Pending</w:t>
             </w:r>
           </w:p>
         </w:tc>
@@ -7657,7 +7657,7 @@
                 <w:b w:val="0"/>
                 <w:sz w:val="18"/>
               </w:rPr>
-              <w:t>☐</w:t>
+              <w:t>Pending</w:t>
             </w:r>
           </w:p>
         </w:tc>
@@ -7697,7 +7697,7 @@
                 <w:b w:val="0"/>
                 <w:sz w:val="18"/>
               </w:rPr>
-              <w:t>☐</w:t>
+              <w:t>Pending</w:t>
             </w:r>
           </w:p>
         </w:tc>
@@ -7737,7 +7737,7 @@
                 <w:b w:val="0"/>
                 <w:sz w:val="18"/>
               </w:rPr>
-              <w:t>☐</w:t>
+              <w:t>Pending</w:t>
             </w:r>
           </w:p>
         </w:tc>
@@ -7872,7 +7872,7 @@
                 <w:b w:val="0"/>
                 <w:sz w:val="18"/>
               </w:rPr>
-              <w:t>[Name]</w:t>
+              <w:t>Name</w:t>
             </w:r>
           </w:p>
         </w:tc>
@@ -7891,7 +7891,7 @@
                 <w:b w:val="0"/>
                 <w:sz w:val="18"/>
               </w:rPr>
-              <w:t>[Signature]</w:t>
+              <w:t>Signature</w:t>
             </w:r>
           </w:p>
         </w:tc>
@@ -7910,7 +7910,7 @@
                 <w:b w:val="0"/>
                 <w:sz w:val="18"/>
               </w:rPr>
-              <w:t>[Date]</w:t>
+              <w:t>Date</w:t>
             </w:r>
           </w:p>
         </w:tc>
@@ -7950,7 +7950,7 @@
                 <w:b w:val="0"/>
                 <w:sz w:val="18"/>
               </w:rPr>
-              <w:t>[Name]</w:t>
+              <w:t>Name</w:t>
             </w:r>
           </w:p>
         </w:tc>
@@ -7969,7 +7969,7 @@
                 <w:b w:val="0"/>
                 <w:sz w:val="18"/>
               </w:rPr>
-              <w:t>[Signature]</w:t>
+              <w:t>Signature</w:t>
             </w:r>
           </w:p>
         </w:tc>
@@ -7988,7 +7988,7 @@
                 <w:b w:val="0"/>
                 <w:sz w:val="18"/>
               </w:rPr>
-              <w:t>[Date]</w:t>
+              <w:t>Date</w:t>
             </w:r>
           </w:p>
         </w:tc>
@@ -8028,7 +8028,7 @@
                 <w:b w:val="0"/>
                 <w:sz w:val="18"/>
               </w:rPr>
-              <w:t>[Name]</w:t>
+              <w:t>Name</w:t>
             </w:r>
           </w:p>
         </w:tc>
@@ -8047,7 +8047,7 @@
                 <w:b w:val="0"/>
                 <w:sz w:val="18"/>
               </w:rPr>
-              <w:t>[Signature]</w:t>
+              <w:t>Signature</w:t>
             </w:r>
           </w:p>
         </w:tc>
@@ -8066,7 +8066,7 @@
                 <w:b w:val="0"/>
                 <w:sz w:val="18"/>
               </w:rPr>
-              <w:t>[Date]</w:t>
+              <w:t>Date</w:t>
             </w:r>
           </w:p>
         </w:tc>
@@ -8210,7 +8210,7 @@
                 <w:b w:val="0"/>
                 <w:sz w:val="18"/>
               </w:rPr>
-              <w:t>[Insert Date]</w:t>
+              <w:t>Date</w:t>
             </w:r>
           </w:p>
         </w:tc>

--- a/05_School_Admin_and_Inspection/TAS2O_Inspection_Binder_Index_Ministry_Submission_Checklist_AI_Enhanced.docx
+++ b/05_School_Admin_and_Inspection/TAS2O_Inspection_Binder_Index_Ministry_Submission_Checklist_AI_Enhanced.docx
@@ -3504,6 +3504,58 @@
           </w:p>
         </w:tc>
       </w:tr>
+      <w:tr>
+        <w:tc>
+          <w:tcPr>
+            <w:tcW w:type="dxa" w:w="2016"/>
+          </w:tcPr>
+          <w:p>
+            <w:r>
+              <w:t>13</w:t>
+            </w:r>
+          </w:p>
+        </w:tc>
+        <w:tc>
+          <w:tcPr>
+            <w:tcW w:type="dxa" w:w="2016"/>
+          </w:tcPr>
+          <w:p>
+            <w:r>
+              <w:t>OSR_OST_Policy_and_Procedure.docx</w:t>
+            </w:r>
+          </w:p>
+        </w:tc>
+        <w:tc>
+          <w:tcPr>
+            <w:tcW w:type="dxa" w:w="2016"/>
+          </w:tcPr>
+          <w:p>
+            <w:r>
+              <w:t>OSR / OST policy, transcript procedure, OSSLT support, and community involvement log template.</w:t>
+            </w:r>
+          </w:p>
+        </w:tc>
+        <w:tc>
+          <w:tcPr>
+            <w:tcW w:type="dxa" w:w="2016"/>
+          </w:tcPr>
+          <w:p>
+            <w:r>
+              <w:t>Before internal review</w:t>
+            </w:r>
+          </w:p>
+        </w:tc>
+        <w:tc>
+          <w:tcPr>
+            <w:tcW w:type="dxa" w:w="2016"/>
+          </w:tcPr>
+          <w:p>
+            <w:r>
+              <w:t>Principal / teacher</w:t>
+            </w:r>
+          </w:p>
+        </w:tc>
+      </w:tr>
     </w:tbl>
     <w:p>
       <w:pPr>
@@ -4145,16 +4197,8 @@
             <w:vAlign w:val="top"/>
           </w:tcPr>
           <w:p>
-            <w:pPr>
-              <w:spacing w:after="0"/>
-            </w:pPr>
-            <w:r/>
-            <w:r>
-              <w:rPr>
-                <w:b w:val="0"/>
-                <w:sz w:val="18"/>
-              </w:rPr>
-              <w:t>Attendance, markbook, student portfolio, safety training record, and report card process are ready.</w:t>
+            <w:r>
+              <w:t>Attendance, markbook, student portfolio, OSR/OST procedure, safety records, and report card process are ready.</w:t>
             </w:r>
           </w:p>
         </w:tc>
